--- a/docs/coursework/Приложение_В_Руководство_пользователя.docx
+++ b/docs/coursework/Приложение_В_Руководство_пользователя.docx
@@ -35,7 +35,7 @@
         <w:pStyle w:val="a3"/>
       </w:pPr>
       <w:r>
-        <w:t xml:space="preserve">В данном программном документе приведено руководство пользователя на разработанную информационную систему интернет-магазина продуктов «Nectar».</w:t>
+        <w:t xml:space="preserve">В данном программном документе приведено руководство пользователя на разработанную информационную систему интернет-магазина продуктов «Нектар».</w:t>
       </w:r>
     </w:p>
     <w:p>
@@ -2519,7 +2519,7 @@
         <w:pStyle w:val="a3"/>
       </w:pPr>
       <w:r>
-        <w:t xml:space="preserve">При первом запуске неавторизованному пользователю показывается экран приветствия из трех слайдов: «Гарантия свежести», «Доставка за час» и «Выгодные покупки». Переключатель RU/EN в левом верхнем углу меняет язык приложения. Для перехода к следующему слайду используется кнопка «Далее», для пропуска приветствия – кнопка «Пропустить» (рисунок 2).</w:t>
+        <w:t xml:space="preserve">При запуске приложения неавторизованному пользователю показывается экран приветствия из трех слайдов: «Гарантия свежести», «Доставка за час» и «Выгодные покупки». Переключатель RU/EN в левом верхнем углу меняет язык приложения. Для перехода к следующему слайду используется кнопка «Далее», для пропуска приветствия – кнопка «Пропустить» (рисунок 2).</w:t>
       </w:r>
     </w:p>
     <w:p>
